--- a/arbeitsblaetter/Kapitel_11_Funktionen_Information_Aufgabenblatt.docx
+++ b/arbeitsblaetter/Kapitel_11_Funktionen_Information_Aufgabenblatt.docx
@@ -239,6 +239,542 @@
           <w:i w:val="0"/>
           <w:sz w:val="22"/>
         </w:rPr>
+        <w:t xml:space="preserve">Stell dir ein </w:t>
+      </w:r>
+      <w:r>
+        <w:rPr>
+          <w:rFonts w:ascii="Arial" w:hAnsi="Arial" w:eastAsia="Arial"/>
+          <w:b/>
+          <w:i w:val="0"/>
+          <w:color w:val="00344D"/>
+          <w:sz w:val="22"/>
+        </w:rPr>
+        <w:t>Rezept</w:t>
+      </w:r>
+      <w:r>
+        <w:rPr>
+          <w:rFonts w:ascii="Arial" w:hAnsi="Arial" w:eastAsia="Arial"/>
+          <w:b w:val="0"/>
+          <w:i w:val="0"/>
+          <w:sz w:val="22"/>
+        </w:rPr>
+        <w:t xml:space="preserve"> vor. Du schreibst es </w:t>
+      </w:r>
+      <w:r>
+        <w:rPr>
+          <w:rFonts w:ascii="Arial" w:hAnsi="Arial" w:eastAsia="Arial"/>
+          <w:b/>
+          <w:i w:val="0"/>
+          <w:color w:val="00344D"/>
+          <w:sz w:val="22"/>
+        </w:rPr>
+        <w:t>einmal</w:t>
+      </w:r>
+      <w:r>
+        <w:rPr>
+          <w:rFonts w:ascii="Arial" w:hAnsi="Arial" w:eastAsia="Arial"/>
+          <w:b w:val="0"/>
+          <w:i w:val="0"/>
+          <w:sz w:val="22"/>
+        </w:rPr>
+        <w:t xml:space="preserve"> auf einen Zettel und gibst ihm einen Namen: *Pfannkuchen*. Danach musst du nie wieder alle Schritte aufschreiben – du sagst nur noch „Pfannkuchen!“ und weißt, was zu tun ist.</w:t>
+      </w:r>
+    </w:p>
+    <w:p>
+      <w:pPr>
+        <w:spacing w:after="160"/>
+        <w:keepNext/>
+      </w:pPr>
+      <w:r>
+        <w:rPr>
+          <w:rFonts w:ascii="Arial" w:hAnsi="Arial" w:eastAsia="Arial"/>
+          <w:b w:val="0"/>
+          <w:i w:val="0"/>
+          <w:sz w:val="22"/>
+        </w:rPr>
+        <w:t xml:space="preserve">Genau das ist eine </w:t>
+      </w:r>
+      <w:r>
+        <w:rPr>
+          <w:rFonts w:ascii="Arial" w:hAnsi="Arial" w:eastAsia="Arial"/>
+          <w:b/>
+          <w:i w:val="0"/>
+          <w:color w:val="00344D"/>
+          <w:sz w:val="22"/>
+        </w:rPr>
+        <w:t>Funktion</w:t>
+      </w:r>
+      <w:r>
+        <w:rPr>
+          <w:rFonts w:ascii="Arial" w:hAnsi="Arial" w:eastAsia="Arial"/>
+          <w:b w:val="0"/>
+          <w:i w:val="0"/>
+          <w:sz w:val="22"/>
+        </w:rPr>
+        <w:t xml:space="preserve">: ein Stück Programm, das du </w:t>
+      </w:r>
+      <w:r>
+        <w:rPr>
+          <w:rFonts w:ascii="Arial" w:hAnsi="Arial" w:eastAsia="Arial"/>
+          <w:b/>
+          <w:i w:val="0"/>
+          <w:color w:val="00344D"/>
+          <w:sz w:val="22"/>
+        </w:rPr>
+        <w:t>einmal aufschreibst</w:t>
+      </w:r>
+      <w:r>
+        <w:rPr>
+          <w:rFonts w:ascii="Arial" w:hAnsi="Arial" w:eastAsia="Arial"/>
+          <w:b w:val="0"/>
+          <w:i w:val="0"/>
+          <w:sz w:val="22"/>
+        </w:rPr>
+        <w:t xml:space="preserve"> und dem du einen </w:t>
+      </w:r>
+      <w:r>
+        <w:rPr>
+          <w:rFonts w:ascii="Arial" w:hAnsi="Arial" w:eastAsia="Arial"/>
+          <w:b/>
+          <w:i w:val="0"/>
+          <w:color w:val="00344D"/>
+          <w:sz w:val="22"/>
+        </w:rPr>
+        <w:t>Namen</w:t>
+      </w:r>
+      <w:r>
+        <w:rPr>
+          <w:rFonts w:ascii="Arial" w:hAnsi="Arial" w:eastAsia="Arial"/>
+          <w:b w:val="0"/>
+          <w:i w:val="0"/>
+          <w:sz w:val="22"/>
+        </w:rPr>
+        <w:t xml:space="preserve"> gibst. Danach rufst du es über diesen Namen auf – so oft du willst.</w:t>
+      </w:r>
+    </w:p>
+    <w:p>
+      <w:pPr>
+        <w:spacing w:after="160"/>
+        <w:keepNext/>
+      </w:pPr>
+      <w:r>
+        <w:rPr>
+          <w:rFonts w:ascii="Arial" w:hAnsi="Arial" w:eastAsia="Arial"/>
+          <w:b w:val="0"/>
+          <w:i w:val="0"/>
+          <w:sz w:val="22"/>
+        </w:rPr>
+        <w:t>Dabei passieren zwei ganz verschiedene Dinge, und die darfst du nicht verwechseln:</w:t>
+      </w:r>
+    </w:p>
+    <w:p>
+      <w:pPr>
+        <w:spacing w:after="160"/>
+        <w:keepNext/>
+      </w:pPr>
+      <w:r>
+        <w:rPr>
+          <w:rFonts w:ascii="Arial" w:hAnsi="Arial" w:eastAsia="Arial"/>
+          <w:b/>
+          <w:i w:val="0"/>
+          <w:color w:val="00344D"/>
+          <w:sz w:val="22"/>
+        </w:rPr>
+        <w:t>Definieren</w:t>
+      </w:r>
+      <w:r>
+        <w:rPr>
+          <w:rFonts w:ascii="Arial" w:hAnsi="Arial" w:eastAsia="Arial"/>
+          <w:b w:val="0"/>
+          <w:i w:val="0"/>
+          <w:sz w:val="22"/>
+        </w:rPr>
+        <w:t xml:space="preserve"> heißt: Du schreibst das Rezept auf. Es passiert noch </w:t>
+      </w:r>
+      <w:r>
+        <w:rPr>
+          <w:rFonts w:ascii="Arial" w:hAnsi="Arial" w:eastAsia="Arial"/>
+          <w:b/>
+          <w:i w:val="0"/>
+          <w:color w:val="00344D"/>
+          <w:sz w:val="22"/>
+        </w:rPr>
+        <w:t>nichts</w:t>
+      </w:r>
+      <w:r>
+        <w:rPr>
+          <w:rFonts w:ascii="Arial" w:hAnsi="Arial" w:eastAsia="Arial"/>
+          <w:b w:val="0"/>
+          <w:i w:val="0"/>
+          <w:sz w:val="22"/>
+        </w:rPr>
+        <w:t>.</w:t>
+      </w:r>
+      <w:r>
+        <w:br/>
+      </w:r>
+      <w:r>
+        <w:rPr>
+          <w:rFonts w:ascii="Arial" w:hAnsi="Arial" w:eastAsia="Arial"/>
+          <w:b/>
+          <w:i w:val="0"/>
+          <w:color w:val="00344D"/>
+          <w:sz w:val="22"/>
+        </w:rPr>
+        <w:t>Aufrufen</w:t>
+      </w:r>
+      <w:r>
+        <w:rPr>
+          <w:rFonts w:ascii="Arial" w:hAnsi="Arial" w:eastAsia="Arial"/>
+          <w:b w:val="0"/>
+          <w:i w:val="0"/>
+          <w:sz w:val="22"/>
+        </w:rPr>
+        <w:t xml:space="preserve"> heißt: Du sagst den Namen. </w:t>
+      </w:r>
+      <w:r>
+        <w:rPr>
+          <w:rFonts w:ascii="Arial" w:hAnsi="Arial" w:eastAsia="Arial"/>
+          <w:b/>
+          <w:i w:val="0"/>
+          <w:color w:val="00344D"/>
+          <w:sz w:val="22"/>
+        </w:rPr>
+        <w:t>Jetzt</w:t>
+      </w:r>
+      <w:r>
+        <w:rPr>
+          <w:rFonts w:ascii="Arial" w:hAnsi="Arial" w:eastAsia="Arial"/>
+          <w:b w:val="0"/>
+          <w:i w:val="0"/>
+          <w:sz w:val="22"/>
+        </w:rPr>
+        <w:t xml:space="preserve"> wird gekocht.</w:t>
+      </w:r>
+    </w:p>
+    <w:p>
+      <w:pPr>
+        <w:spacing w:after="160"/>
+        <w:keepNext/>
+      </w:pPr>
+      <w:r>
+        <w:rPr>
+          <w:rFonts w:ascii="Arial" w:hAnsi="Arial" w:eastAsia="Arial"/>
+          <w:b/>
+          <w:i w:val="0"/>
+          <w:color w:val="00344D"/>
+          <w:sz w:val="22"/>
+        </w:rPr>
+        <w:t>So ist ein Funktionskopf aufgebaut</w:t>
+      </w:r>
+    </w:p>
+    <w:p>
+      <w:pPr>
+        <w:spacing w:after="160"/>
+        <w:keepNext/>
+      </w:pPr>
+      <w:r>
+        <w:rPr>
+          <w:rFonts w:ascii="Arial" w:hAnsi="Arial" w:eastAsia="Arial"/>
+          <w:b w:val="0"/>
+          <w:i w:val="0"/>
+          <w:sz w:val="22"/>
+        </w:rPr>
+        <w:t xml:space="preserve">Die erste Zeile einer Funktion heißt </w:t>
+      </w:r>
+      <w:r>
+        <w:rPr>
+          <w:rFonts w:ascii="Arial" w:hAnsi="Arial" w:eastAsia="Arial"/>
+          <w:b/>
+          <w:i w:val="0"/>
+          <w:color w:val="00344D"/>
+          <w:sz w:val="22"/>
+        </w:rPr>
+        <w:t>Funktionskopf</w:t>
+      </w:r>
+      <w:r>
+        <w:rPr>
+          <w:rFonts w:ascii="Arial" w:hAnsi="Arial" w:eastAsia="Arial"/>
+          <w:b w:val="0"/>
+          <w:i w:val="0"/>
+          <w:sz w:val="22"/>
+        </w:rPr>
+        <w:t>. Sie besteht immer aus denselben vier Teilen – in genau dieser Reihenfolge:</w:t>
+      </w:r>
+    </w:p>
+    <w:p>
+      <w:pPr>
+        <w:spacing w:after="40"/>
+        <w:keepNext/>
+      </w:pPr>
+      <w:r>
+        <w:rPr>
+          <w:rFonts w:ascii="Arial" w:hAnsi="Arial" w:eastAsia="Arial"/>
+          <w:b w:val="0"/>
+          <w:i/>
+          <w:color w:val="6E7B85"/>
+          <w:sz w:val="20"/>
+        </w:rPr>
+        <w:t>Bauplan</w:t>
+      </w:r>
+    </w:p>
+    <w:p>
+      <w:pPr>
+        <w:spacing w:after="200"/>
+        <w:shd w:val="clear" w:color="auto" w:fill="F2F5F7"/>
+      </w:pPr>
+      <w:r>
+        <w:rPr>
+          <w:rFonts w:ascii="Consolas" w:hAnsi="Consolas" w:eastAsia="Consolas"/>
+          <w:b w:val="0"/>
+          <w:i w:val="0"/>
+          <w:color w:val="00344D"/>
+          <w:sz w:val="21"/>
+        </w:rPr>
+        <w:t>def begruessung():</w:t>
+      </w:r>
+      <w:r>
+        <w:br/>
+      </w:r>
+      <w:r>
+        <w:rPr>
+          <w:rFonts w:ascii="Consolas" w:hAnsi="Consolas" w:eastAsia="Consolas"/>
+          <w:b w:val="0"/>
+          <w:i w:val="0"/>
+          <w:color w:val="00344D"/>
+          <w:sz w:val="21"/>
+        </w:rPr>
+        <w:t xml:space="preserve">    print("Hallo!")</w:t>
+      </w:r>
+    </w:p>
+    <w:p>
+      <w:pPr>
+        <w:spacing w:after="160"/>
+        <w:keepNext/>
+      </w:pPr>
+      <w:r>
+        <w:rPr>
+          <w:rFonts w:ascii="Arial" w:hAnsi="Arial" w:eastAsia="Arial"/>
+          <w:b w:val="0"/>
+          <w:i w:val="0"/>
+          <w:sz w:val="22"/>
+        </w:rPr>
+        <w:t xml:space="preserve">1. </w:t>
+      </w:r>
+      <w:r>
+        <w:rPr>
+          <w:rFonts w:ascii="Arial" w:hAnsi="Arial" w:eastAsia="Arial"/>
+          <w:b/>
+          <w:i w:val="0"/>
+          <w:color w:val="00344D"/>
+          <w:sz w:val="22"/>
+        </w:rPr>
+        <w:t>Das Schlüsselwort def</w:t>
+      </w:r>
+      <w:r>
+        <w:rPr>
+          <w:rFonts w:ascii="Arial" w:hAnsi="Arial" w:eastAsia="Arial"/>
+          <w:b w:val="0"/>
+          <w:i w:val="0"/>
+          <w:sz w:val="22"/>
+        </w:rPr>
+        <w:t xml:space="preserve"> – Kurz für *define* – definieren. Damit weiß Python: Jetzt kommt eine Funktion. Ohne </w:t>
+      </w:r>
+      <w:r>
+        <w:rPr>
+          <w:rFonts w:ascii="Consolas" w:hAnsi="Consolas" w:eastAsia="Consolas"/>
+          <w:b w:val="0"/>
+          <w:i w:val="0"/>
+          <w:sz w:val="21"/>
+        </w:rPr>
+        <w:t>def</w:t>
+      </w:r>
+      <w:r>
+        <w:rPr>
+          <w:rFonts w:ascii="Arial" w:hAnsi="Arial" w:eastAsia="Arial"/>
+          <w:b w:val="0"/>
+          <w:i w:val="0"/>
+          <w:sz w:val="22"/>
+        </w:rPr>
+        <w:t xml:space="preserve"> geht es nicht.</w:t>
+      </w:r>
+    </w:p>
+    <w:p>
+      <w:pPr>
+        <w:spacing w:after="160"/>
+        <w:keepNext/>
+      </w:pPr>
+      <w:r>
+        <w:rPr>
+          <w:rFonts w:ascii="Arial" w:hAnsi="Arial" w:eastAsia="Arial"/>
+          <w:b w:val="0"/>
+          <w:i w:val="0"/>
+          <w:sz w:val="22"/>
+        </w:rPr>
+        <w:t xml:space="preserve">2. </w:t>
+      </w:r>
+      <w:r>
+        <w:rPr>
+          <w:rFonts w:ascii="Arial" w:hAnsi="Arial" w:eastAsia="Arial"/>
+          <w:b/>
+          <w:i w:val="0"/>
+          <w:color w:val="00344D"/>
+          <w:sz w:val="22"/>
+        </w:rPr>
+        <w:t>Der Funktionsname</w:t>
+      </w:r>
+      <w:r>
+        <w:rPr>
+          <w:rFonts w:ascii="Arial" w:hAnsi="Arial" w:eastAsia="Arial"/>
+          <w:b w:val="0"/>
+          <w:i w:val="0"/>
+          <w:sz w:val="22"/>
+        </w:rPr>
+        <w:t xml:space="preserve"> – Den suchst </w:t>
+      </w:r>
+      <w:r>
+        <w:rPr>
+          <w:rFonts w:ascii="Arial" w:hAnsi="Arial" w:eastAsia="Arial"/>
+          <w:b/>
+          <w:i w:val="0"/>
+          <w:color w:val="00344D"/>
+          <w:sz w:val="22"/>
+        </w:rPr>
+        <w:t>du</w:t>
+      </w:r>
+      <w:r>
+        <w:rPr>
+          <w:rFonts w:ascii="Arial" w:hAnsi="Arial" w:eastAsia="Arial"/>
+          <w:b w:val="0"/>
+          <w:i w:val="0"/>
+          <w:sz w:val="22"/>
+        </w:rPr>
+        <w:t xml:space="preserve"> aus. Er sagt, was die Funktion tut. Alles klein, Wörter mit Unterstrich: </w:t>
+      </w:r>
+      <w:r>
+        <w:rPr>
+          <w:rFonts w:ascii="Consolas" w:hAnsi="Consolas" w:eastAsia="Consolas"/>
+          <w:b w:val="0"/>
+          <w:i w:val="0"/>
+          <w:sz w:val="21"/>
+        </w:rPr>
+        <w:t>zeige_stern</w:t>
+      </w:r>
+      <w:r>
+        <w:rPr>
+          <w:rFonts w:ascii="Arial" w:hAnsi="Arial" w:eastAsia="Arial"/>
+          <w:b w:val="0"/>
+          <w:i w:val="0"/>
+          <w:sz w:val="22"/>
+        </w:rPr>
+        <w:t>.</w:t>
+      </w:r>
+    </w:p>
+    <w:p>
+      <w:pPr>
+        <w:spacing w:after="160"/>
+        <w:keepNext/>
+      </w:pPr>
+      <w:r>
+        <w:rPr>
+          <w:rFonts w:ascii="Arial" w:hAnsi="Arial" w:eastAsia="Arial"/>
+          <w:b w:val="0"/>
+          <w:i w:val="0"/>
+          <w:sz w:val="22"/>
+        </w:rPr>
+        <w:t xml:space="preserve">3. </w:t>
+      </w:r>
+      <w:r>
+        <w:rPr>
+          <w:rFonts w:ascii="Arial" w:hAnsi="Arial" w:eastAsia="Arial"/>
+          <w:b/>
+          <w:i w:val="0"/>
+          <w:color w:val="00344D"/>
+          <w:sz w:val="22"/>
+        </w:rPr>
+        <w:t>Die runden Klammern</w:t>
+      </w:r>
+      <w:r>
+        <w:rPr>
+          <w:rFonts w:ascii="Arial" w:hAnsi="Arial" w:eastAsia="Arial"/>
+          <w:b w:val="0"/>
+          <w:i w:val="0"/>
+          <w:sz w:val="22"/>
+        </w:rPr>
+        <w:t xml:space="preserve"> – Sie gehören immer dazu – auch wenn nichts drinsteht. Später kommt hier hinein, was die Funktion braucht.</w:t>
+      </w:r>
+    </w:p>
+    <w:p>
+      <w:pPr>
+        <w:spacing w:after="160"/>
+        <w:keepNext/>
+      </w:pPr>
+      <w:r>
+        <w:rPr>
+          <w:rFonts w:ascii="Arial" w:hAnsi="Arial" w:eastAsia="Arial"/>
+          <w:b w:val="0"/>
+          <w:i w:val="0"/>
+          <w:sz w:val="22"/>
+        </w:rPr>
+        <w:t xml:space="preserve">4. </w:t>
+      </w:r>
+      <w:r>
+        <w:rPr>
+          <w:rFonts w:ascii="Arial" w:hAnsi="Arial" w:eastAsia="Arial"/>
+          <w:b/>
+          <w:i w:val="0"/>
+          <w:color w:val="00344D"/>
+          <w:sz w:val="22"/>
+        </w:rPr>
+        <w:t>Der Doppelpunkt</w:t>
+      </w:r>
+      <w:r>
+        <w:rPr>
+          <w:rFonts w:ascii="Arial" w:hAnsi="Arial" w:eastAsia="Arial"/>
+          <w:b w:val="0"/>
+          <w:i w:val="0"/>
+          <w:sz w:val="22"/>
+        </w:rPr>
+        <w:t xml:space="preserve"> – Er schließt den Kopf ab und kündigt an: Ab der nächsten Zeile kommt, was die Funktion tun soll.</w:t>
+      </w:r>
+    </w:p>
+    <w:p>
+      <w:pPr>
+        <w:spacing w:after="160"/>
+        <w:keepNext/>
+      </w:pPr>
+      <w:r>
+        <w:rPr>
+          <w:rFonts w:ascii="Arial" w:hAnsi="Arial" w:eastAsia="Arial"/>
+          <w:b w:val="0"/>
+          <w:i w:val="0"/>
+          <w:sz w:val="22"/>
+        </w:rPr>
+        <w:t xml:space="preserve">5. </w:t>
+      </w:r>
+      <w:r>
+        <w:rPr>
+          <w:rFonts w:ascii="Arial" w:hAnsi="Arial" w:eastAsia="Arial"/>
+          <w:b/>
+          <w:i w:val="0"/>
+          <w:color w:val="00344D"/>
+          <w:sz w:val="22"/>
+        </w:rPr>
+        <w:t>Der Rumpf – eingerückt</w:t>
+      </w:r>
+    </w:p>
+    <w:p>
+      <w:pPr>
+        <w:spacing w:after="160"/>
+        <w:keepNext/>
+      </w:pPr>
+      <w:r>
+        <w:rPr>
+          <w:rFonts w:ascii="Arial" w:hAnsi="Arial" w:eastAsia="Arial"/>
+          <w:b w:val="0"/>
+          <w:i w:val="0"/>
+          <w:sz w:val="22"/>
+        </w:rPr>
         <w:t>Definieren mit def, aufrufen mit Klammern:</w:t>
       </w:r>
     </w:p>
@@ -311,6 +847,279 @@
           <w:sz w:val="21"/>
         </w:rPr>
         <w:t>begruessung()</w:t>
+      </w:r>
+    </w:p>
+    <w:p>
+      <w:pPr>
+        <w:spacing w:after="160"/>
+        <w:keepNext/>
+      </w:pPr>
+      <w:r>
+        <w:rPr>
+          <w:rFonts w:ascii="Arial" w:hAnsi="Arial" w:eastAsia="Arial"/>
+          <w:b w:val="0"/>
+          <w:i w:val="0"/>
+          <w:sz w:val="22"/>
+        </w:rPr>
+        <w:t xml:space="preserve">Alles, was </w:t>
+      </w:r>
+      <w:r>
+        <w:rPr>
+          <w:rFonts w:ascii="Arial" w:hAnsi="Arial" w:eastAsia="Arial"/>
+          <w:b/>
+          <w:i w:val="0"/>
+          <w:color w:val="00344D"/>
+          <w:sz w:val="22"/>
+        </w:rPr>
+        <w:t>eingerückt</w:t>
+      </w:r>
+      <w:r>
+        <w:rPr>
+          <w:rFonts w:ascii="Arial" w:hAnsi="Arial" w:eastAsia="Arial"/>
+          <w:b w:val="0"/>
+          <w:i w:val="0"/>
+          <w:sz w:val="22"/>
+        </w:rPr>
+        <w:t xml:space="preserve"> unter dem Kopf steht, gehört zur Funktion – das ist ihr </w:t>
+      </w:r>
+      <w:r>
+        <w:rPr>
+          <w:rFonts w:ascii="Arial" w:hAnsi="Arial" w:eastAsia="Arial"/>
+          <w:b/>
+          <w:i w:val="0"/>
+          <w:color w:val="00344D"/>
+          <w:sz w:val="22"/>
+        </w:rPr>
+        <w:t>Rumpf</w:t>
+      </w:r>
+      <w:r>
+        <w:rPr>
+          <w:rFonts w:ascii="Arial" w:hAnsi="Arial" w:eastAsia="Arial"/>
+          <w:b w:val="0"/>
+          <w:i w:val="0"/>
+          <w:sz w:val="22"/>
+        </w:rPr>
+        <w:t>. Die Einrückung ist keine Schönheitssache: Nur an ihr erkennt Python, wo die Funktion anfängt und wo sie aufhört.</w:t>
+      </w:r>
+    </w:p>
+    <w:p>
+      <w:pPr>
+        <w:spacing w:after="160"/>
+        <w:keepNext/>
+      </w:pPr>
+      <w:r>
+        <w:rPr>
+          <w:rFonts w:ascii="Arial" w:hAnsi="Arial" w:eastAsia="Arial"/>
+          <w:b w:val="0"/>
+          <w:i w:val="0"/>
+          <w:sz w:val="22"/>
+        </w:rPr>
+        <w:t xml:space="preserve">Sobald eine Zeile wieder </w:t>
+      </w:r>
+      <w:r>
+        <w:rPr>
+          <w:rFonts w:ascii="Arial" w:hAnsi="Arial" w:eastAsia="Arial"/>
+          <w:b/>
+          <w:i w:val="0"/>
+          <w:color w:val="00344D"/>
+          <w:sz w:val="22"/>
+        </w:rPr>
+        <w:t>ganz links</w:t>
+      </w:r>
+      <w:r>
+        <w:rPr>
+          <w:rFonts w:ascii="Arial" w:hAnsi="Arial" w:eastAsia="Arial"/>
+          <w:b w:val="0"/>
+          <w:i w:val="0"/>
+          <w:sz w:val="22"/>
+        </w:rPr>
+        <w:t xml:space="preserve"> beginnt, ist die Funktion zu Ende.</w:t>
+      </w:r>
+    </w:p>
+    <w:p>
+      <w:pPr>
+        <w:spacing w:after="160"/>
+        <w:keepNext/>
+      </w:pPr>
+      <w:r>
+        <w:rPr>
+          <w:rFonts w:ascii="Arial" w:hAnsi="Arial" w:eastAsia="Arial"/>
+          <w:b/>
+          <w:i w:val="0"/>
+          <w:color w:val="00344D"/>
+          <w:sz w:val="22"/>
+        </w:rPr>
+        <w:t>Und so rufst du sie auf</w:t>
+      </w:r>
+    </w:p>
+    <w:p>
+      <w:pPr>
+        <w:spacing w:after="160"/>
+        <w:keepNext/>
+      </w:pPr>
+      <w:r>
+        <w:rPr>
+          <w:rFonts w:ascii="Arial" w:hAnsi="Arial" w:eastAsia="Arial"/>
+          <w:b w:val="0"/>
+          <w:i w:val="0"/>
+          <w:sz w:val="22"/>
+        </w:rPr>
+        <w:t xml:space="preserve">Der Aufruf ist viel kürzer – kein </w:t>
+      </w:r>
+      <w:r>
+        <w:rPr>
+          <w:rFonts w:ascii="Consolas" w:hAnsi="Consolas" w:eastAsia="Consolas"/>
+          <w:b w:val="0"/>
+          <w:i w:val="0"/>
+          <w:sz w:val="21"/>
+        </w:rPr>
+        <w:t>def</w:t>
+      </w:r>
+      <w:r>
+        <w:rPr>
+          <w:rFonts w:ascii="Arial" w:hAnsi="Arial" w:eastAsia="Arial"/>
+          <w:b w:val="0"/>
+          <w:i w:val="0"/>
+          <w:sz w:val="22"/>
+        </w:rPr>
+        <w:t>, kein Doppelpunkt, keine Einrückung. Nur der Name und die Klammern:</w:t>
+      </w:r>
+    </w:p>
+    <w:p>
+      <w:pPr>
+        <w:spacing w:after="40"/>
+        <w:keepNext/>
+      </w:pPr>
+      <w:r>
+        <w:rPr>
+          <w:rFonts w:ascii="Arial" w:hAnsi="Arial" w:eastAsia="Arial"/>
+          <w:b w:val="0"/>
+          <w:i/>
+          <w:color w:val="6E7B85"/>
+          <w:sz w:val="20"/>
+        </w:rPr>
+        <w:t>Bauplan</w:t>
+      </w:r>
+    </w:p>
+    <w:p>
+      <w:pPr>
+        <w:spacing w:after="200"/>
+        <w:shd w:val="clear" w:color="auto" w:fill="F2F5F7"/>
+      </w:pPr>
+      <w:r>
+        <w:rPr>
+          <w:rFonts w:ascii="Consolas" w:hAnsi="Consolas" w:eastAsia="Consolas"/>
+          <w:b w:val="0"/>
+          <w:i w:val="0"/>
+          <w:color w:val="00344D"/>
+          <w:sz w:val="21"/>
+        </w:rPr>
+        <w:t>begruessung()</w:t>
+      </w:r>
+    </w:p>
+    <w:p>
+      <w:pPr>
+        <w:spacing w:after="160"/>
+        <w:keepNext/>
+      </w:pPr>
+      <w:r>
+        <w:rPr>
+          <w:rFonts w:ascii="Arial" w:hAnsi="Arial" w:eastAsia="Arial"/>
+          <w:b w:val="0"/>
+          <w:i w:val="0"/>
+          <w:sz w:val="22"/>
+        </w:rPr>
+        <w:t xml:space="preserve">1. </w:t>
+      </w:r>
+      <w:r>
+        <w:rPr>
+          <w:rFonts w:ascii="Arial" w:hAnsi="Arial" w:eastAsia="Arial"/>
+          <w:b/>
+          <w:i w:val="0"/>
+          <w:color w:val="00344D"/>
+          <w:sz w:val="22"/>
+        </w:rPr>
+        <w:t>Derselbe Name</w:t>
+      </w:r>
+      <w:r>
+        <w:rPr>
+          <w:rFonts w:ascii="Arial" w:hAnsi="Arial" w:eastAsia="Arial"/>
+          <w:b w:val="0"/>
+          <w:i w:val="0"/>
+          <w:sz w:val="22"/>
+        </w:rPr>
+        <w:t xml:space="preserve"> – Genau so geschrieben wie oben bei </w:t>
+      </w:r>
+      <w:r>
+        <w:rPr>
+          <w:rFonts w:ascii="Consolas" w:hAnsi="Consolas" w:eastAsia="Consolas"/>
+          <w:b w:val="0"/>
+          <w:i w:val="0"/>
+          <w:sz w:val="21"/>
+        </w:rPr>
+        <w:t>def</w:t>
+      </w:r>
+      <w:r>
+        <w:rPr>
+          <w:rFonts w:ascii="Arial" w:hAnsi="Arial" w:eastAsia="Arial"/>
+          <w:b w:val="0"/>
+          <w:i w:val="0"/>
+          <w:sz w:val="22"/>
+        </w:rPr>
+        <w:t>. Ein Tippfehler, und Python findet die Funktion nicht.</w:t>
+      </w:r>
+    </w:p>
+    <w:p>
+      <w:pPr>
+        <w:spacing w:after="160"/>
+        <w:keepNext/>
+      </w:pPr>
+      <w:r>
+        <w:rPr>
+          <w:rFonts w:ascii="Arial" w:hAnsi="Arial" w:eastAsia="Arial"/>
+          <w:b w:val="0"/>
+          <w:i w:val="0"/>
+          <w:sz w:val="22"/>
+        </w:rPr>
+        <w:t xml:space="preserve">2. </w:t>
+      </w:r>
+      <w:r>
+        <w:rPr>
+          <w:rFonts w:ascii="Arial" w:hAnsi="Arial" w:eastAsia="Arial"/>
+          <w:b/>
+          <w:i w:val="0"/>
+          <w:color w:val="00344D"/>
+          <w:sz w:val="22"/>
+        </w:rPr>
+        <w:t>Die Klammern</w:t>
+      </w:r>
+      <w:r>
+        <w:rPr>
+          <w:rFonts w:ascii="Arial" w:hAnsi="Arial" w:eastAsia="Arial"/>
+          <w:b w:val="0"/>
+          <w:i w:val="0"/>
+          <w:sz w:val="22"/>
+        </w:rPr>
+        <w:t xml:space="preserve"> – Sie sind das eigentliche Startsignal. </w:t>
+      </w:r>
+      <w:r>
+        <w:rPr>
+          <w:rFonts w:ascii="Arial" w:hAnsi="Arial" w:eastAsia="Arial"/>
+          <w:b/>
+          <w:i w:val="0"/>
+          <w:color w:val="00344D"/>
+          <w:sz w:val="22"/>
+        </w:rPr>
+        <w:t>Ohne Klammern passiert nichts</w:t>
+      </w:r>
+      <w:r>
+        <w:rPr>
+          <w:rFonts w:ascii="Arial" w:hAnsi="Arial" w:eastAsia="Arial"/>
+          <w:b w:val="0"/>
+          <w:i w:val="0"/>
+          <w:sz w:val="22"/>
+        </w:rPr>
+        <w:t xml:space="preserve"> – dann meinst du nur den Namen, rufst die Funktion aber nicht auf.</w:t>
       </w:r>
     </w:p>
     <w:p>
@@ -4850,6 +5659,284 @@
         </w:tc>
       </w:tr>
     </w:tbl>
+    <w:tbl>
+      <w:tblPr>
+        <w:tblW w:type="auto" w:w="0"/>
+        <w:tblLayout w:type="autofit"/>
+        <w:tblLook w:firstColumn="1" w:firstRow="1" w:lastColumn="0" w:lastRow="0" w:noHBand="0" w:noVBand="1" w:val="04A0"/>
+        <w:tblBorders>
+          <w:top w:val="single" w:sz="8" w:space="0" w:color="009FE3"/>
+          <w:left w:val="single" w:sz="8" w:space="0" w:color="009FE3"/>
+          <w:bottom w:val="single" w:sz="8" w:space="0" w:color="009FE3"/>
+          <w:right w:val="single" w:sz="8" w:space="0" w:color="009FE3"/>
+          <w:insideH w:val="single" w:sz="8" w:space="0" w:color="009FE3"/>
+          <w:insideV w:val="single" w:sz="8" w:space="0" w:color="009FE3"/>
+        </w:tblBorders>
+      </w:tblPr>
+      <w:tblGrid>
+        <w:gridCol w:w="9648"/>
+      </w:tblGrid>
+      <w:tr>
+        <w:trPr>
+          <w:cantSplit/>
+        </w:trPr>
+        <w:tc>
+          <w:tcPr>
+            <w:tcW w:type="dxa" w:w="9648"/>
+            <w:shd w:val="clear" w:color="auto" w:fill="EAF6FC"/>
+            <w:tcMar>
+              <w:top w:w="80" w:type="dxa"/>
+              <w:start w:w="120" w:type="dxa"/>
+              <w:bottom w:w="80" w:type="dxa"/>
+              <w:end w:w="120" w:type="dxa"/>
+            </w:tcMar>
+          </w:tcPr>
+          <w:p>
+            <w:r>
+              <w:rPr>
+                <w:rFonts w:ascii="Arial" w:hAnsi="Arial" w:eastAsia="Arial"/>
+                <w:b/>
+                <w:i w:val="0"/>
+                <w:color w:val="00344D"/>
+                <w:sz w:val="22"/>
+              </w:rPr>
+              <w:t xml:space="preserve">Aufgabe 16: </w:t>
+            </w:r>
+            <w:r>
+              <w:rPr>
+                <w:rFonts w:ascii="Arial" w:hAnsi="Arial" w:eastAsia="Arial"/>
+                <w:b/>
+                <w:i w:val="0"/>
+                <w:color w:val="00344D"/>
+                <w:sz w:val="22"/>
+              </w:rPr>
+              <w:t xml:space="preserve">Wiederholung aus Kapitel 4: Schreibe eine Funktion </w:t>
+            </w:r>
+            <w:r>
+              <w:rPr>
+                <w:rFonts w:ascii="Consolas" w:hAnsi="Consolas" w:eastAsia="Consolas"/>
+                <w:b/>
+                <w:i w:val="0"/>
+                <w:color w:val="00344D"/>
+                <w:sz w:val="21"/>
+              </w:rPr>
+              <w:t>initialen(vorname, nachname)</w:t>
+            </w:r>
+            <w:r>
+              <w:rPr>
+                <w:rFonts w:ascii="Arial" w:hAnsi="Arial" w:eastAsia="Arial"/>
+                <w:b/>
+                <w:i w:val="0"/>
+                <w:color w:val="00344D"/>
+                <w:sz w:val="22"/>
+              </w:rPr>
+              <w:t>, die die Initialen zurückgibt – jeweils der erste Buchstabe groß, mit Punkt dahinter.</w:t>
+            </w:r>
+          </w:p>
+          <w:p>
+            <w:r>
+              <w:rPr>
+                <w:rFonts w:ascii="Arial" w:hAnsi="Arial" w:eastAsia="Arial"/>
+                <w:b w:val="0"/>
+                <w:i w:val="0"/>
+                <w:sz w:val="22"/>
+              </w:rPr>
+              <w:t xml:space="preserve">Beispiel: </w:t>
+            </w:r>
+            <w:r>
+              <w:rPr>
+                <w:rFonts w:ascii="Consolas" w:hAnsi="Consolas" w:eastAsia="Consolas"/>
+                <w:b w:val="0"/>
+                <w:i w:val="0"/>
+                <w:sz w:val="21"/>
+              </w:rPr>
+              <w:t>initialen("mia", "berger")</w:t>
+            </w:r>
+            <w:r>
+              <w:rPr>
+                <w:rFonts w:ascii="Arial" w:hAnsi="Arial" w:eastAsia="Arial"/>
+                <w:b w:val="0"/>
+                <w:i w:val="0"/>
+                <w:sz w:val="22"/>
+              </w:rPr>
+              <w:t xml:space="preserve"> ergibt </w:t>
+            </w:r>
+            <w:r>
+              <w:rPr>
+                <w:rFonts w:ascii="Consolas" w:hAnsi="Consolas" w:eastAsia="Consolas"/>
+                <w:b/>
+                <w:i w:val="0"/>
+                <w:color w:val="00344D"/>
+                <w:sz w:val="21"/>
+              </w:rPr>
+              <w:t>M.B.</w:t>
+            </w:r>
+          </w:p>
+          <w:p>
+            <w:r>
+              <w:rPr>
+                <w:rFonts w:ascii="Arial" w:hAnsi="Arial" w:eastAsia="Arial"/>
+                <w:b w:val="0"/>
+                <w:i w:val="0"/>
+                <w:sz w:val="22"/>
+              </w:rPr>
+              <w:t xml:space="preserve">Rufe die Funktion danach zweimal auf: mit </w:t>
+            </w:r>
+            <w:r>
+              <w:rPr>
+                <w:rFonts w:ascii="Consolas" w:hAnsi="Consolas" w:eastAsia="Consolas"/>
+                <w:b w:val="0"/>
+                <w:i w:val="0"/>
+                <w:sz w:val="21"/>
+              </w:rPr>
+              <w:t>"mia"</w:t>
+            </w:r>
+            <w:r>
+              <w:rPr>
+                <w:rFonts w:ascii="Arial" w:hAnsi="Arial" w:eastAsia="Arial"/>
+                <w:b w:val="0"/>
+                <w:i w:val="0"/>
+                <w:sz w:val="22"/>
+              </w:rPr>
+              <w:t xml:space="preserve"> / </w:t>
+            </w:r>
+            <w:r>
+              <w:rPr>
+                <w:rFonts w:ascii="Consolas" w:hAnsi="Consolas" w:eastAsia="Consolas"/>
+                <w:b w:val="0"/>
+                <w:i w:val="0"/>
+                <w:sz w:val="21"/>
+              </w:rPr>
+              <w:t>"berger"</w:t>
+            </w:r>
+            <w:r>
+              <w:rPr>
+                <w:rFonts w:ascii="Arial" w:hAnsi="Arial" w:eastAsia="Arial"/>
+                <w:b w:val="0"/>
+                <w:i w:val="0"/>
+                <w:sz w:val="22"/>
+              </w:rPr>
+              <w:t xml:space="preserve"> und mit </w:t>
+            </w:r>
+            <w:r>
+              <w:rPr>
+                <w:rFonts w:ascii="Consolas" w:hAnsi="Consolas" w:eastAsia="Consolas"/>
+                <w:b w:val="0"/>
+                <w:i w:val="0"/>
+                <w:sz w:val="21"/>
+              </w:rPr>
+              <w:t>"Tom"</w:t>
+            </w:r>
+            <w:r>
+              <w:rPr>
+                <w:rFonts w:ascii="Arial" w:hAnsi="Arial" w:eastAsia="Arial"/>
+                <w:b w:val="0"/>
+                <w:i w:val="0"/>
+                <w:sz w:val="22"/>
+              </w:rPr>
+              <w:t xml:space="preserve"> / </w:t>
+            </w:r>
+            <w:r>
+              <w:rPr>
+                <w:rFonts w:ascii="Consolas" w:hAnsi="Consolas" w:eastAsia="Consolas"/>
+                <w:b w:val="0"/>
+                <w:i w:val="0"/>
+                <w:sz w:val="21"/>
+              </w:rPr>
+              <w:t>"klein"</w:t>
+            </w:r>
+            <w:r>
+              <w:rPr>
+                <w:rFonts w:ascii="Arial" w:hAnsi="Arial" w:eastAsia="Arial"/>
+                <w:b w:val="0"/>
+                <w:i w:val="0"/>
+                <w:sz w:val="22"/>
+              </w:rPr>
+              <w:t>, und gib beide Ergebnisse aus.</w:t>
+            </w:r>
+          </w:p>
+          <w:p>
+            <w:r>
+              <w:rPr>
+                <w:rFonts w:ascii="Consolas" w:hAnsi="Consolas" w:eastAsia="Consolas"/>
+                <w:b w:val="0"/>
+                <w:i/>
+                <w:color w:val="6E7B85"/>
+                <w:sz w:val="20"/>
+              </w:rPr>
+              <w:t>def initialen(vorname, nachname):</w:t>
+            </w:r>
+            <w:r>
+              <w:br/>
+            </w:r>
+            <w:r>
+              <w:rPr>
+                <w:rFonts w:ascii="Consolas" w:hAnsi="Consolas" w:eastAsia="Consolas"/>
+                <w:b w:val="0"/>
+                <w:i/>
+                <w:color w:val="6E7B85"/>
+                <w:sz w:val="20"/>
+              </w:rPr>
+              <w:t xml:space="preserve">    # Hier deine Lösung</w:t>
+            </w:r>
+            <w:r>
+              <w:br/>
+            </w:r>
+            <w:r>
+              <w:rPr>
+                <w:rFonts w:ascii="Consolas" w:hAnsi="Consolas" w:eastAsia="Consolas"/>
+                <w:b w:val="0"/>
+                <w:i/>
+                <w:color w:val="6E7B85"/>
+                <w:sz w:val="20"/>
+              </w:rPr>
+              <w:t xml:space="preserve">    pass</w:t>
+            </w:r>
+            <w:r>
+              <w:br/>
+            </w:r>
+            <w:r>
+              <w:rPr>
+                <w:rFonts w:ascii="Consolas" w:hAnsi="Consolas" w:eastAsia="Consolas"/>
+                <w:b w:val="0"/>
+                <w:i/>
+                <w:color w:val="6E7B85"/>
+                <w:sz w:val="20"/>
+              </w:rPr>
+              <w:t xml:space="preserve"> </w:t>
+            </w:r>
+            <w:r>
+              <w:br/>
+            </w:r>
+            <w:r>
+              <w:rPr>
+                <w:rFonts w:ascii="Consolas" w:hAnsi="Consolas" w:eastAsia="Consolas"/>
+                <w:b w:val="0"/>
+                <w:i/>
+                <w:color w:val="6E7B85"/>
+                <w:sz w:val="20"/>
+              </w:rPr>
+              <w:t># Rufe die Funktion zweimal auf</w:t>
+            </w:r>
+          </w:p>
+          <w:p>
+            <w:r>
+              <w:rPr>
+                <w:rFonts w:ascii="Arial" w:hAnsi="Arial" w:eastAsia="Arial"/>
+                <w:b w:val="0"/>
+                <w:i/>
+                <w:color w:val="6E7B85"/>
+                <w:sz w:val="19"/>
+              </w:rPr>
+              <w:t>Dein Code:</w:t>
+            </w:r>
+          </w:p>
+          <w:p/>
+          <w:p/>
+          <w:p/>
+        </w:tc>
+      </w:tr>
+    </w:tbl>
     <w:sectPr>
       <w:headerReference w:type="default" r:id="rId9"/>
       <w:footerReference w:type="default" r:id="rId10"/>
